--- a/montevideo2022/lab3.docx
+++ b/montevideo2022/lab3.docx
@@ -1,6 +1,6 @@
 
 <file path=word/document.xml><?xml version="1.0" encoding="utf-8"?>
-<w:document xmlns:wpc="http://schemas.microsoft.com/office/word/2010/wordprocessingCanvas" xmlns:cx="http://schemas.microsoft.com/office/drawing/2014/chartex" xmlns:cx1="http://schemas.microsoft.com/office/drawing/2015/9/8/chartex" xmlns:cx2="http://schemas.microsoft.com/office/drawing/2015/10/21/chartex" xmlns:cx3="http://schemas.microsoft.com/office/drawing/2016/5/9/chartex" xmlns:cx4="http://schemas.microsoft.com/office/drawing/2016/5/10/chartex" xmlns:cx5="http://schemas.microsoft.com/office/drawing/2016/5/11/chartex" xmlns:mc="http://schemas.openxmlformats.org/markup-compatibility/2006" xmlns:o="urn:schemas-microsoft-com:office:office" xmlns:r="http://schemas.openxmlformats.org/officeDocument/2006/relationships" xmlns:m="http://schemas.openxmlformats.org/officeDocument/2006/math" xmlns:v="urn:schemas-microsoft-com:vml" xmlns:wp14="http://schemas.microsoft.com/office/word/2010/wordprocessingDrawing" xmlns:wp="http://schemas.openxmlformats.org/drawingml/2006/wordprocessingDrawing" xmlns:w10="urn:schemas-microsoft-com:office:word" xmlns:w="http://schemas.openxmlformats.org/wordprocessingml/2006/main" xmlns:w14="http://schemas.microsoft.com/office/word/2010/wordml" xmlns:w15="http://schemas.microsoft.com/office/word/2012/wordml" xmlns:w16se="http://schemas.microsoft.com/office/word/2015/wordml/symex" xmlns:wpg="http://schemas.microsoft.com/office/word/2010/wordprocessingGroup" xmlns:wpi="http://schemas.microsoft.com/office/word/2010/wordprocessingInk" xmlns:wne="http://schemas.microsoft.com/office/word/2006/wordml" xmlns:wps="http://schemas.microsoft.com/office/word/2010/wordprocessingShape" mc:Ignorable="w14 w15 w16se wp14">
+<w:document xmlns:wpc="http://schemas.microsoft.com/office/word/2010/wordprocessingCanvas" xmlns:cx="http://schemas.microsoft.com/office/drawing/2014/chartex" xmlns:cx1="http://schemas.microsoft.com/office/drawing/2015/9/8/chartex" xmlns:cx2="http://schemas.microsoft.com/office/drawing/2015/10/21/chartex" xmlns:cx3="http://schemas.microsoft.com/office/drawing/2016/5/9/chartex" xmlns:cx4="http://schemas.microsoft.com/office/drawing/2016/5/10/chartex" xmlns:cx5="http://schemas.microsoft.com/office/drawing/2016/5/11/chartex" xmlns:cx6="http://schemas.microsoft.com/office/drawing/2016/5/12/chartex" xmlns:cx7="http://schemas.microsoft.com/office/drawing/2016/5/13/chartex" xmlns:cx8="http://schemas.microsoft.com/office/drawing/2016/5/14/chartex" xmlns:mc="http://schemas.openxmlformats.org/markup-compatibility/2006" xmlns:aink="http://schemas.microsoft.com/office/drawing/2016/ink" xmlns:am3d="http://schemas.microsoft.com/office/drawing/2017/model3d" xmlns:o="urn:schemas-microsoft-com:office:office" xmlns:r="http://schemas.openxmlformats.org/officeDocument/2006/relationships" xmlns:m="http://schemas.openxmlformats.org/officeDocument/2006/math" xmlns:v="urn:schemas-microsoft-com:vml" xmlns:wp14="http://schemas.microsoft.com/office/word/2010/wordprocessingDrawing" xmlns:wp="http://schemas.openxmlformats.org/drawingml/2006/wordprocessingDrawing" xmlns:w10="urn:schemas-microsoft-com:office:word" xmlns:w="http://schemas.openxmlformats.org/wordprocessingml/2006/main" xmlns:w14="http://schemas.microsoft.com/office/word/2010/wordml" xmlns:w15="http://schemas.microsoft.com/office/word/2012/wordml" xmlns:w16cex="http://schemas.microsoft.com/office/word/2018/wordml/cex" xmlns:w16cid="http://schemas.microsoft.com/office/word/2016/wordml/cid" xmlns:w16="http://schemas.microsoft.com/office/word/2018/wordml" xmlns:w16sdtdh="http://schemas.microsoft.com/office/word/2020/wordml/sdtdatahash" xmlns:w16se="http://schemas.microsoft.com/office/word/2015/wordml/symex" xmlns:wpg="http://schemas.microsoft.com/office/word/2010/wordprocessingGroup" xmlns:wpi="http://schemas.microsoft.com/office/word/2010/wordprocessingInk" xmlns:wne="http://schemas.microsoft.com/office/word/2006/wordml" xmlns:wps="http://schemas.microsoft.com/office/word/2010/wordprocessingShape" mc:Ignorable="w14 w15 w16se w16cid w16 w16cex w16sdtdh wp14">
   <w:body>
     <w:p>
       <w:pPr>
@@ -11,8 +11,6 @@
           <w:szCs w:val="28"/>
         </w:rPr>
       </w:pPr>
-      <w:bookmarkStart w:id="0" w:name="_GoBack"/>
-      <w:bookmarkEnd w:id="0"/>
       <w:r>
         <w:rPr>
           <w:b/>
@@ -210,7 +208,7 @@
     <w:p/>
     <w:p>
       <w:pPr>
-        <w:ind w:firstLine="720"/>
+        <w:ind w:left="1080" w:hanging="360"/>
       </w:pPr>
       <w:r>
         <w:t xml:space="preserve">a) </w:t>
@@ -222,13 +220,13 @@
         <w:t xml:space="preserve">Calculate the following measures of cohesion using </w:t>
       </w:r>
       <w:r>
-        <w:t>Network | Cohesion</w:t>
+        <w:t xml:space="preserve">Network | </w:t>
+      </w:r>
+      <w:r>
+        <w:t>Dyadic Measures</w:t>
       </w:r>
       <w:r>
         <w:br/>
-      </w:r>
-      <w:r>
-        <w:tab/>
       </w:r>
       <w:r>
         <w:tab/>
@@ -292,7 +290,15 @@
         </w:numPr>
       </w:pPr>
       <w:r>
-        <w:t>Compare the point connectivity values  and the maximum flow values.</w:t>
+        <w:t xml:space="preserve">Compare the point connectivity </w:t>
+      </w:r>
+      <w:proofErr w:type="gramStart"/>
+      <w:r>
+        <w:t>values  and</w:t>
+      </w:r>
+      <w:proofErr w:type="gramEnd"/>
+      <w:r>
+        <w:t xml:space="preserve"> the maximum flow values.</w:t>
       </w:r>
       <w:r>
         <w:t xml:space="preserve"> (Ignore values on the diagonal.)</w:t>
@@ -301,7 +307,23 @@
         <w:t xml:space="preserve">  What is the relationship between them?  Why do you think that is?</w:t>
       </w:r>
       <w:r>
-        <w:t xml:space="preserve">  Can you find the edge-independent paths (maximum flow) and node independent paths (point connectivity) between Bill and Pat by visualizing Campnet in NetDraw?</w:t>
+        <w:t xml:space="preserve">  Can you find the edge-independent paths (maximum flow) and node independent paths (point connectivity) between Bill and Pat by visualizing </w:t>
+      </w:r>
+      <w:proofErr w:type="spellStart"/>
+      <w:r>
+        <w:t>Campnet</w:t>
+      </w:r>
+      <w:proofErr w:type="spellEnd"/>
+      <w:r>
+        <w:t xml:space="preserve"> in </w:t>
+      </w:r>
+      <w:proofErr w:type="spellStart"/>
+      <w:r>
+        <w:t>NetDraw</w:t>
+      </w:r>
+      <w:proofErr w:type="spellEnd"/>
+      <w:r>
+        <w:t>?</w:t>
       </w:r>
     </w:p>
     <w:p/>
@@ -315,14 +337,27 @@
       <w:r>
         <w:t xml:space="preserve">Using your </w:t>
       </w:r>
+      <w:proofErr w:type="spellStart"/>
       <w:r>
         <w:t>N</w:t>
       </w:r>
       <w:r>
-        <w:t>etdraw visualization, verify a couple entries in the distance</w:t>
-      </w:r>
-      <w:r>
-        <w:t xml:space="preserve"> matrix produced (Campnet-Geo)</w:t>
+        <w:t>etdraw</w:t>
+      </w:r>
+      <w:proofErr w:type="spellEnd"/>
+      <w:r>
+        <w:t xml:space="preserve"> visualization, verify a couple entries in the distance</w:t>
+      </w:r>
+      <w:r>
+        <w:t xml:space="preserve"> matrix produced (</w:t>
+      </w:r>
+      <w:proofErr w:type="spellStart"/>
+      <w:r>
+        <w:t>Campnet</w:t>
+      </w:r>
+      <w:proofErr w:type="spellEnd"/>
+      <w:r>
+        <w:t>-Geo)</w:t>
       </w:r>
       <w:r>
         <w:br/>
@@ -331,6 +366,7 @@
         <w:br/>
       </w:r>
       <w:r>
+        <w:lastRenderedPageBreak/>
         <w:br/>
       </w:r>
     </w:p>
@@ -342,7 +378,6 @@
         </w:numPr>
       </w:pPr>
       <w:r>
-        <w:lastRenderedPageBreak/>
         <w:t xml:space="preserve">Average Degree &amp; Centralization using </w:t>
       </w:r>
       <w:r>
@@ -385,7 +420,31 @@
         </w:numPr>
       </w:pPr>
       <w:r>
-        <w:t>To find average degree, you can run descriptive statistics on the node level data.  By default running degree centrality created a dataset called KAPTAIL-deg with the node level degree measures for it (and another one called KAPTAIL-degcz for the centralization scores).  Use the menu Tools | Univariate statistics  to run Univariate statistics on the degree scores by node and find the appropriate average degree scores.</w:t>
+        <w:t xml:space="preserve">To find average degree, you can run descriptive statistics on the node level data.  By </w:t>
+      </w:r>
+      <w:proofErr w:type="gramStart"/>
+      <w:r>
+        <w:t>default</w:t>
+      </w:r>
+      <w:proofErr w:type="gramEnd"/>
+      <w:r>
+        <w:t xml:space="preserve"> running degree centrality created a dataset called KAPTAIL-deg with the node level degree measures for it (and another one called KAPTAIL-</w:t>
+      </w:r>
+      <w:proofErr w:type="spellStart"/>
+      <w:r>
+        <w:t>degcz</w:t>
+      </w:r>
+      <w:proofErr w:type="spellEnd"/>
+      <w:r>
+        <w:t xml:space="preserve"> for the centralization scores).  Use the menu Tools | Univariate </w:t>
+      </w:r>
+      <w:proofErr w:type="gramStart"/>
+      <w:r>
+        <w:t>statistics  to</w:t>
+      </w:r>
+      <w:proofErr w:type="gramEnd"/>
+      <w:r>
+        <w:t xml:space="preserve"> run Univariate statistics on the degree scores by node and find the appropriate average degree scores.</w:t>
       </w:r>
       <w:r>
         <w:br/>
@@ -525,7 +584,6 @@
         </w:numPr>
       </w:pPr>
       <w:r>
-        <w:lastRenderedPageBreak/>
         <w:t>Core-Periphery</w:t>
       </w:r>
       <w:r>
@@ -600,7 +658,15 @@
         <w:t xml:space="preserve">.  How do the results differ?  </w:t>
       </w:r>
       <w:r>
-        <w:t>During which time period was there a more clear core/periphery structure to the social ties?  What happened to the core between time 1 and time 2?</w:t>
+        <w:t xml:space="preserve">During which time period was there a </w:t>
+      </w:r>
+      <w:proofErr w:type="gramStart"/>
+      <w:r>
+        <w:t>more clear</w:t>
+      </w:r>
+      <w:proofErr w:type="gramEnd"/>
+      <w:r>
+        <w:t xml:space="preserve"> core/periphery structure to the social ties?  What happened to the core between time 1 and time 2?</w:t>
       </w:r>
       <w:r>
         <w:br/>
@@ -645,8 +711,13 @@
       <w:r>
         <w:t xml:space="preserve">Transitivity and </w:t>
       </w:r>
-      <w:r>
-        <w:t xml:space="preserve">Simmelian ties with ZACKAR </w:t>
+      <w:proofErr w:type="spellStart"/>
+      <w:r>
+        <w:t>Simmelian</w:t>
+      </w:r>
+      <w:proofErr w:type="spellEnd"/>
+      <w:r>
+        <w:t xml:space="preserve"> ties with ZACKAR </w:t>
       </w:r>
     </w:p>
     <w:p>
@@ -682,7 +753,15 @@
         </w:numPr>
       </w:pPr>
       <w:r>
-        <w:t>Run Network | Cohesion | Simmelian /Embedded Ties on ZACHE</w:t>
+        <w:t xml:space="preserve">Run Network | Cohesion | </w:t>
+      </w:r>
+      <w:proofErr w:type="spellStart"/>
+      <w:r>
+        <w:t>Simmelian</w:t>
+      </w:r>
+      <w:proofErr w:type="spellEnd"/>
+      <w:r>
+        <w:t xml:space="preserve"> /Embedded Ties on ZACHE</w:t>
       </w:r>
       <w:r>
         <w:br/>
@@ -710,7 +789,23 @@
         </w:numPr>
       </w:pPr>
       <w:r>
-        <w:t xml:space="preserve">Select only ZACHE-Simmel relation. The output from the Simmelian tie analysis is a network with the COUNT of how many Simmelian ties each pair of actors share.  Turn on the link weights to see those counts.  Which actors have the MOST sets of embedded ties?  </w:t>
+        <w:t xml:space="preserve">Select only ZACHE-Simmel relation. The output from the </w:t>
+      </w:r>
+      <w:proofErr w:type="spellStart"/>
+      <w:r>
+        <w:t>Simmelian</w:t>
+      </w:r>
+      <w:proofErr w:type="spellEnd"/>
+      <w:r>
+        <w:t xml:space="preserve"> tie analysis is a network with the COUNT of how many </w:t>
+      </w:r>
+      <w:proofErr w:type="spellStart"/>
+      <w:r>
+        <w:t>Simmelian</w:t>
+      </w:r>
+      <w:proofErr w:type="spellEnd"/>
+      <w:r>
+        <w:t xml:space="preserve"> ties each pair of actors share.  Turn on the link weights to see those counts.  Which actors have the MOST sets of embedded ties?  </w:t>
       </w:r>
       <w:r>
         <w:br/>
@@ -733,7 +828,15 @@
         <w:t>relations.  G</w:t>
       </w:r>
       <w:r>
-        <w:t>o to Properties | Lines | Color Relations.  Choose a different color for ZACHE, ZACHE-Simmel, and “Multiplex” (which is when a line represents more than on relationship, in this case both ZACHE and ZACHE-Simmel).  How much of this network is embedded in Simmelian ties?</w:t>
+        <w:t xml:space="preserve">o to Properties | Lines | Color Relations.  Choose a different color for ZACHE, ZACHE-Simmel, and “Multiplex” (which is when a line represents more than on relationship, in this case both ZACHE and ZACHE-Simmel).  How much of this network is embedded in </w:t>
+      </w:r>
+      <w:proofErr w:type="spellStart"/>
+      <w:r>
+        <w:t>Simmelian</w:t>
+      </w:r>
+      <w:proofErr w:type="spellEnd"/>
+      <w:r>
+        <w:t xml:space="preserve"> ties?</w:t>
       </w:r>
       <w:r>
         <w:br/>
@@ -747,7 +850,15 @@
         </w:numPr>
       </w:pPr>
       <w:r>
-        <w:t xml:space="preserve">Back in UCINET, run Network | Cohesion | Transitivity to see the score.  Does it surprise you based on the previous analysis in NetDraw?  </w:t>
+        <w:t xml:space="preserve">Back in UCINET, run Network | Cohesion | Transitivity to see the score.  Does it surprise you based on the previous analysis in </w:t>
+      </w:r>
+      <w:proofErr w:type="spellStart"/>
+      <w:r>
+        <w:t>NetDraw</w:t>
+      </w:r>
+      <w:proofErr w:type="spellEnd"/>
+      <w:r>
+        <w:t xml:space="preserve">?  </w:t>
       </w:r>
     </w:p>
     <w:sectPr>
@@ -761,7 +872,7 @@
 </file>
 
 <file path=word/endnotes.xml><?xml version="1.0" encoding="utf-8"?>
-<w:endnotes xmlns:wpc="http://schemas.microsoft.com/office/word/2010/wordprocessingCanvas" xmlns:cx="http://schemas.microsoft.com/office/drawing/2014/chartex" xmlns:cx1="http://schemas.microsoft.com/office/drawing/2015/9/8/chartex" xmlns:cx2="http://schemas.microsoft.com/office/drawing/2015/10/21/chartex" xmlns:cx3="http://schemas.microsoft.com/office/drawing/2016/5/9/chartex" xmlns:cx4="http://schemas.microsoft.com/office/drawing/2016/5/10/chartex" xmlns:cx5="http://schemas.microsoft.com/office/drawing/2016/5/11/chartex" xmlns:mc="http://schemas.openxmlformats.org/markup-compatibility/2006" xmlns:o="urn:schemas-microsoft-com:office:office" xmlns:r="http://schemas.openxmlformats.org/officeDocument/2006/relationships" xmlns:m="http://schemas.openxmlformats.org/officeDocument/2006/math" xmlns:v="urn:schemas-microsoft-com:vml" xmlns:wp14="http://schemas.microsoft.com/office/word/2010/wordprocessingDrawing" xmlns:wp="http://schemas.openxmlformats.org/drawingml/2006/wordprocessingDrawing" xmlns:w10="urn:schemas-microsoft-com:office:word" xmlns:w="http://schemas.openxmlformats.org/wordprocessingml/2006/main" xmlns:w14="http://schemas.microsoft.com/office/word/2010/wordml" xmlns:w15="http://schemas.microsoft.com/office/word/2012/wordml" xmlns:w16se="http://schemas.microsoft.com/office/word/2015/wordml/symex" xmlns:wpg="http://schemas.microsoft.com/office/word/2010/wordprocessingGroup" xmlns:wpi="http://schemas.microsoft.com/office/word/2010/wordprocessingInk" xmlns:wne="http://schemas.microsoft.com/office/word/2006/wordml" xmlns:wps="http://schemas.microsoft.com/office/word/2010/wordprocessingShape" mc:Ignorable="w14 w15 w16se wp14">
+<w:endnotes xmlns:wpc="http://schemas.microsoft.com/office/word/2010/wordprocessingCanvas" xmlns:cx="http://schemas.microsoft.com/office/drawing/2014/chartex" xmlns:cx1="http://schemas.microsoft.com/office/drawing/2015/9/8/chartex" xmlns:cx2="http://schemas.microsoft.com/office/drawing/2015/10/21/chartex" xmlns:cx3="http://schemas.microsoft.com/office/drawing/2016/5/9/chartex" xmlns:cx4="http://schemas.microsoft.com/office/drawing/2016/5/10/chartex" xmlns:cx5="http://schemas.microsoft.com/office/drawing/2016/5/11/chartex" xmlns:cx6="http://schemas.microsoft.com/office/drawing/2016/5/12/chartex" xmlns:cx7="http://schemas.microsoft.com/office/drawing/2016/5/13/chartex" xmlns:cx8="http://schemas.microsoft.com/office/drawing/2016/5/14/chartex" xmlns:mc="http://schemas.openxmlformats.org/markup-compatibility/2006" xmlns:aink="http://schemas.microsoft.com/office/drawing/2016/ink" xmlns:am3d="http://schemas.microsoft.com/office/drawing/2017/model3d" xmlns:o="urn:schemas-microsoft-com:office:office" xmlns:r="http://schemas.openxmlformats.org/officeDocument/2006/relationships" xmlns:m="http://schemas.openxmlformats.org/officeDocument/2006/math" xmlns:v="urn:schemas-microsoft-com:vml" xmlns:wp14="http://schemas.microsoft.com/office/word/2010/wordprocessingDrawing" xmlns:wp="http://schemas.openxmlformats.org/drawingml/2006/wordprocessingDrawing" xmlns:w10="urn:schemas-microsoft-com:office:word" xmlns:w="http://schemas.openxmlformats.org/wordprocessingml/2006/main" xmlns:w14="http://schemas.microsoft.com/office/word/2010/wordml" xmlns:w15="http://schemas.microsoft.com/office/word/2012/wordml" xmlns:w16cex="http://schemas.microsoft.com/office/word/2018/wordml/cex" xmlns:w16cid="http://schemas.microsoft.com/office/word/2016/wordml/cid" xmlns:w16="http://schemas.microsoft.com/office/word/2018/wordml" xmlns:w16sdtdh="http://schemas.microsoft.com/office/word/2020/wordml/sdtdatahash" xmlns:w16se="http://schemas.microsoft.com/office/word/2015/wordml/symex" xmlns:wpg="http://schemas.microsoft.com/office/word/2010/wordprocessingGroup" xmlns:wpi="http://schemas.microsoft.com/office/word/2010/wordprocessingInk" xmlns:wne="http://schemas.microsoft.com/office/word/2006/wordml" xmlns:wps="http://schemas.microsoft.com/office/word/2010/wordprocessingShape" mc:Ignorable="w14 w15 w16se w16cid w16 w16cex w16sdtdh wp14">
   <w:endnote w:type="separator" w:id="-1">
     <w:p>
       <w:r>
@@ -780,7 +891,7 @@
 </file>
 
 <file path=word/footnotes.xml><?xml version="1.0" encoding="utf-8"?>
-<w:footnotes xmlns:wpc="http://schemas.microsoft.com/office/word/2010/wordprocessingCanvas" xmlns:cx="http://schemas.microsoft.com/office/drawing/2014/chartex" xmlns:cx1="http://schemas.microsoft.com/office/drawing/2015/9/8/chartex" xmlns:cx2="http://schemas.microsoft.com/office/drawing/2015/10/21/chartex" xmlns:cx3="http://schemas.microsoft.com/office/drawing/2016/5/9/chartex" xmlns:cx4="http://schemas.microsoft.com/office/drawing/2016/5/10/chartex" xmlns:cx5="http://schemas.microsoft.com/office/drawing/2016/5/11/chartex" xmlns:mc="http://schemas.openxmlformats.org/markup-compatibility/2006" xmlns:o="urn:schemas-microsoft-com:office:office" xmlns:r="http://schemas.openxmlformats.org/officeDocument/2006/relationships" xmlns:m="http://schemas.openxmlformats.org/officeDocument/2006/math" xmlns:v="urn:schemas-microsoft-com:vml" xmlns:wp14="http://schemas.microsoft.com/office/word/2010/wordprocessingDrawing" xmlns:wp="http://schemas.openxmlformats.org/drawingml/2006/wordprocessingDrawing" xmlns:w10="urn:schemas-microsoft-com:office:word" xmlns:w="http://schemas.openxmlformats.org/wordprocessingml/2006/main" xmlns:w14="http://schemas.microsoft.com/office/word/2010/wordml" xmlns:w15="http://schemas.microsoft.com/office/word/2012/wordml" xmlns:w16se="http://schemas.microsoft.com/office/word/2015/wordml/symex" xmlns:wpg="http://schemas.microsoft.com/office/word/2010/wordprocessingGroup" xmlns:wpi="http://schemas.microsoft.com/office/word/2010/wordprocessingInk" xmlns:wne="http://schemas.microsoft.com/office/word/2006/wordml" xmlns:wps="http://schemas.microsoft.com/office/word/2010/wordprocessingShape" mc:Ignorable="w14 w15 w16se wp14">
+<w:footnotes xmlns:wpc="http://schemas.microsoft.com/office/word/2010/wordprocessingCanvas" xmlns:cx="http://schemas.microsoft.com/office/drawing/2014/chartex" xmlns:cx1="http://schemas.microsoft.com/office/drawing/2015/9/8/chartex" xmlns:cx2="http://schemas.microsoft.com/office/drawing/2015/10/21/chartex" xmlns:cx3="http://schemas.microsoft.com/office/drawing/2016/5/9/chartex" xmlns:cx4="http://schemas.microsoft.com/office/drawing/2016/5/10/chartex" xmlns:cx5="http://schemas.microsoft.com/office/drawing/2016/5/11/chartex" xmlns:cx6="http://schemas.microsoft.com/office/drawing/2016/5/12/chartex" xmlns:cx7="http://schemas.microsoft.com/office/drawing/2016/5/13/chartex" xmlns:cx8="http://schemas.microsoft.com/office/drawing/2016/5/14/chartex" xmlns:mc="http://schemas.openxmlformats.org/markup-compatibility/2006" xmlns:aink="http://schemas.microsoft.com/office/drawing/2016/ink" xmlns:am3d="http://schemas.microsoft.com/office/drawing/2017/model3d" xmlns:o="urn:schemas-microsoft-com:office:office" xmlns:r="http://schemas.openxmlformats.org/officeDocument/2006/relationships" xmlns:m="http://schemas.openxmlformats.org/officeDocument/2006/math" xmlns:v="urn:schemas-microsoft-com:vml" xmlns:wp14="http://schemas.microsoft.com/office/word/2010/wordprocessingDrawing" xmlns:wp="http://schemas.openxmlformats.org/drawingml/2006/wordprocessingDrawing" xmlns:w10="urn:schemas-microsoft-com:office:word" xmlns:w="http://schemas.openxmlformats.org/wordprocessingml/2006/main" xmlns:w14="http://schemas.microsoft.com/office/word/2010/wordml" xmlns:w15="http://schemas.microsoft.com/office/word/2012/wordml" xmlns:w16cex="http://schemas.microsoft.com/office/word/2018/wordml/cex" xmlns:w16cid="http://schemas.microsoft.com/office/word/2016/wordml/cid" xmlns:w16="http://schemas.microsoft.com/office/word/2018/wordml" xmlns:w16sdtdh="http://schemas.microsoft.com/office/word/2020/wordml/sdtdatahash" xmlns:w16se="http://schemas.microsoft.com/office/word/2015/wordml/symex" xmlns:wpg="http://schemas.microsoft.com/office/word/2010/wordprocessingGroup" xmlns:wpi="http://schemas.microsoft.com/office/word/2010/wordprocessingInk" xmlns:wne="http://schemas.microsoft.com/office/word/2006/wordml" xmlns:wps="http://schemas.microsoft.com/office/word/2010/wordprocessingShape" mc:Ignorable="w14 w15 w16se w16cid w16 w16cex w16sdtdh wp14">
   <w:footnote w:type="separator" w:id="-1">
     <w:p>
       <w:r>
@@ -799,7 +910,7 @@
 </file>
 
 <file path=word/numbering.xml><?xml version="1.0" encoding="utf-8"?>
-<w:numbering xmlns:wpc="http://schemas.microsoft.com/office/word/2010/wordprocessingCanvas" xmlns:cx="http://schemas.microsoft.com/office/drawing/2014/chartex" xmlns:cx1="http://schemas.microsoft.com/office/drawing/2015/9/8/chartex" xmlns:cx2="http://schemas.microsoft.com/office/drawing/2015/10/21/chartex" xmlns:cx3="http://schemas.microsoft.com/office/drawing/2016/5/9/chartex" xmlns:cx4="http://schemas.microsoft.com/office/drawing/2016/5/10/chartex" xmlns:cx5="http://schemas.microsoft.com/office/drawing/2016/5/11/chartex" xmlns:mc="http://schemas.openxmlformats.org/markup-compatibility/2006" xmlns:o="urn:schemas-microsoft-com:office:office" xmlns:r="http://schemas.openxmlformats.org/officeDocument/2006/relationships" xmlns:m="http://schemas.openxmlformats.org/officeDocument/2006/math" xmlns:v="urn:schemas-microsoft-com:vml" xmlns:wp14="http://schemas.microsoft.com/office/word/2010/wordprocessingDrawing" xmlns:wp="http://schemas.openxmlformats.org/drawingml/2006/wordprocessingDrawing" xmlns:w10="urn:schemas-microsoft-com:office:word" xmlns:w="http://schemas.openxmlformats.org/wordprocessingml/2006/main" xmlns:w14="http://schemas.microsoft.com/office/word/2010/wordml" xmlns:w15="http://schemas.microsoft.com/office/word/2012/wordml" xmlns:w16se="http://schemas.microsoft.com/office/word/2015/wordml/symex" xmlns:wpg="http://schemas.microsoft.com/office/word/2010/wordprocessingGroup" xmlns:wpi="http://schemas.microsoft.com/office/word/2010/wordprocessingInk" xmlns:wne="http://schemas.microsoft.com/office/word/2006/wordml" xmlns:wps="http://schemas.microsoft.com/office/word/2010/wordprocessingShape" mc:Ignorable="w14 w15 w16se wp14">
+<w:numbering xmlns:wpc="http://schemas.microsoft.com/office/word/2010/wordprocessingCanvas" xmlns:cx="http://schemas.microsoft.com/office/drawing/2014/chartex" xmlns:cx1="http://schemas.microsoft.com/office/drawing/2015/9/8/chartex" xmlns:cx2="http://schemas.microsoft.com/office/drawing/2015/10/21/chartex" xmlns:cx3="http://schemas.microsoft.com/office/drawing/2016/5/9/chartex" xmlns:cx4="http://schemas.microsoft.com/office/drawing/2016/5/10/chartex" xmlns:cx5="http://schemas.microsoft.com/office/drawing/2016/5/11/chartex" xmlns:cx6="http://schemas.microsoft.com/office/drawing/2016/5/12/chartex" xmlns:cx7="http://schemas.microsoft.com/office/drawing/2016/5/13/chartex" xmlns:cx8="http://schemas.microsoft.com/office/drawing/2016/5/14/chartex" xmlns:mc="http://schemas.openxmlformats.org/markup-compatibility/2006" xmlns:aink="http://schemas.microsoft.com/office/drawing/2016/ink" xmlns:am3d="http://schemas.microsoft.com/office/drawing/2017/model3d" xmlns:o="urn:schemas-microsoft-com:office:office" xmlns:r="http://schemas.openxmlformats.org/officeDocument/2006/relationships" xmlns:m="http://schemas.openxmlformats.org/officeDocument/2006/math" xmlns:v="urn:schemas-microsoft-com:vml" xmlns:wp14="http://schemas.microsoft.com/office/word/2010/wordprocessingDrawing" xmlns:wp="http://schemas.openxmlformats.org/drawingml/2006/wordprocessingDrawing" xmlns:w10="urn:schemas-microsoft-com:office:word" xmlns:w="http://schemas.openxmlformats.org/wordprocessingml/2006/main" xmlns:w14="http://schemas.microsoft.com/office/word/2010/wordml" xmlns:w15="http://schemas.microsoft.com/office/word/2012/wordml" xmlns:w16cex="http://schemas.microsoft.com/office/word/2018/wordml/cex" xmlns:w16cid="http://schemas.microsoft.com/office/word/2016/wordml/cid" xmlns:w16="http://schemas.microsoft.com/office/word/2018/wordml" xmlns:w16sdtdh="http://schemas.microsoft.com/office/word/2020/wordml/sdtdatahash" xmlns:w16se="http://schemas.microsoft.com/office/word/2015/wordml/symex" xmlns:wpg="http://schemas.microsoft.com/office/word/2010/wordprocessingGroup" xmlns:wpi="http://schemas.microsoft.com/office/word/2010/wordprocessingInk" xmlns:wne="http://schemas.microsoft.com/office/word/2006/wordml" xmlns:wps="http://schemas.microsoft.com/office/word/2010/wordprocessingShape" mc:Ignorable="w14 w15 w16se w16cid w16 w16cex w16sdtdh wp14">
   <w:abstractNum w:abstractNumId="0" w15:restartNumberingAfterBreak="0">
     <w:nsid w:val="3A3F43C7"/>
     <w:multiLevelType w:val="hybridMultilevel"/>
@@ -1372,7 +1483,7 @@
 </file>
 
 <file path=word/styles.xml><?xml version="1.0" encoding="utf-8"?>
-<w:styles xmlns:mc="http://schemas.openxmlformats.org/markup-compatibility/2006" xmlns:r="http://schemas.openxmlformats.org/officeDocument/2006/relationships" xmlns:w="http://schemas.openxmlformats.org/wordprocessingml/2006/main" xmlns:w14="http://schemas.microsoft.com/office/word/2010/wordml" xmlns:w15="http://schemas.microsoft.com/office/word/2012/wordml" xmlns:w16se="http://schemas.microsoft.com/office/word/2015/wordml/symex" mc:Ignorable="w14 w15 w16se">
+<w:styles xmlns:mc="http://schemas.openxmlformats.org/markup-compatibility/2006" xmlns:r="http://schemas.openxmlformats.org/officeDocument/2006/relationships" xmlns:w="http://schemas.openxmlformats.org/wordprocessingml/2006/main" xmlns:w14="http://schemas.microsoft.com/office/word/2010/wordml" xmlns:w15="http://schemas.microsoft.com/office/word/2012/wordml" xmlns:w16cex="http://schemas.microsoft.com/office/word/2018/wordml/cex" xmlns:w16cid="http://schemas.microsoft.com/office/word/2016/wordml/cid" xmlns:w16="http://schemas.microsoft.com/office/word/2018/wordml" xmlns:w16sdtdh="http://schemas.microsoft.com/office/word/2020/wordml/sdtdatahash" xmlns:w16se="http://schemas.microsoft.com/office/word/2015/wordml/symex" mc:Ignorable="w14 w15 w16se w16cid w16 w16cex w16sdtdh">
   <w:docDefaults>
     <w:rPrDefault>
       <w:rPr>
@@ -1382,7 +1493,7 @@
     </w:rPrDefault>
     <w:pPrDefault/>
   </w:docDefaults>
-  <w:latentStyles w:defLockedState="0" w:defUIPriority="0" w:defSemiHidden="0" w:defUnhideWhenUsed="0" w:defQFormat="0" w:count="374">
+  <w:latentStyles w:defLockedState="0" w:defUIPriority="0" w:defSemiHidden="0" w:defUnhideWhenUsed="0" w:defQFormat="0" w:count="376">
     <w:lsdException w:name="Normal" w:qFormat="1"/>
     <w:lsdException w:name="heading 1" w:qFormat="1"/>
     <w:lsdException w:name="heading 2" w:semiHidden="1" w:unhideWhenUsed="1" w:qFormat="1"/>
@@ -1526,10 +1637,9 @@
     <w:lsdException w:name="Table Professional" w:semiHidden="1" w:unhideWhenUsed="1"/>
     <w:lsdException w:name="Table Subtle 1" w:semiHidden="1" w:unhideWhenUsed="1"/>
     <w:lsdException w:name="Table Subtle 2" w:semiHidden="1" w:unhideWhenUsed="1"/>
-    <w:lsdException w:name="Table Web 2" w:semiHidden="1" w:unhideWhenUsed="1"/>
+    <w:lsdException w:name="Table Web 1" w:semiHidden="1" w:unhideWhenUsed="1"/>
     <w:lsdException w:name="Table Web 3" w:semiHidden="1" w:unhideWhenUsed="1"/>
     <w:lsdException w:name="Balloon Text" w:semiHidden="1" w:unhideWhenUsed="1"/>
-    <w:lsdException w:name="Table Theme" w:semiHidden="1" w:unhideWhenUsed="1"/>
     <w:lsdException w:name="Placeholder Text" w:semiHidden="1" w:uiPriority="99"/>
     <w:lsdException w:name="No Spacing" w:uiPriority="1" w:qFormat="1"/>
     <w:lsdException w:name="Light Shading" w:uiPriority="60"/>
@@ -1748,6 +1858,8 @@
     <w:lsdException w:name="Mention" w:semiHidden="1" w:uiPriority="99" w:unhideWhenUsed="1"/>
     <w:lsdException w:name="Smart Hyperlink" w:semiHidden="1" w:uiPriority="99" w:unhideWhenUsed="1"/>
     <w:lsdException w:name="Hashtag" w:semiHidden="1" w:uiPriority="99" w:unhideWhenUsed="1"/>
+    <w:lsdException w:name="Unresolved Mention" w:semiHidden="1" w:uiPriority="99" w:unhideWhenUsed="1"/>
+    <w:lsdException w:name="Smart Link" w:semiHidden="1" w:uiPriority="99" w:unhideWhenUsed="1"/>
   </w:latentStyles>
   <w:style w:type="paragraph" w:default="1" w:styleId="Normal">
     <w:name w:val="Normal"/>

--- a/montevideo2022/lab3.docx
+++ b/montevideo2022/lab3.docx
@@ -436,11 +436,25 @@
       </w:r>
       <w:proofErr w:type="spellEnd"/>
       <w:r>
-        <w:t xml:space="preserve"> for the centralization scores).  Use the menu Tools | Univariate </w:t>
+        <w:t xml:space="preserve"> for the centralization scores).  Use the menu </w:t>
+      </w:r>
+      <w:r>
+        <w:rPr>
+          <w:b/>
+          <w:bCs/>
+        </w:rPr>
+        <w:t xml:space="preserve">Tools | Univariate </w:t>
       </w:r>
       <w:proofErr w:type="gramStart"/>
       <w:r>
-        <w:t>statistics  to</w:t>
+        <w:rPr>
+          <w:b/>
+          <w:bCs/>
+        </w:rPr>
+        <w:t>statistics</w:t>
+      </w:r>
+      <w:r>
+        <w:t xml:space="preserve">  to</w:t>
       </w:r>
       <w:proofErr w:type="gramEnd"/>
       <w:r>
@@ -524,7 +538,34 @@
         <w:t>KAPTAIL</w:t>
       </w:r>
       <w:r>
-        <w:t xml:space="preserve"> if you have not already done so using Data | Unpack), calculate its fragmentation under Network | Centrality using the default options.  This reports both “Fragmentation” and “Distance Weighted Fragmentation.” Why are the numbers different?  Which one is more useful for this network?  When would you choose to use one or the other?</w:t>
+        <w:t xml:space="preserve"> if you have not already done so using </w:t>
+      </w:r>
+      <w:r>
+        <w:rPr>
+          <w:b/>
+          <w:bCs/>
+        </w:rPr>
+        <w:t>Data | Unpack</w:t>
+      </w:r>
+      <w:r>
+        <w:t xml:space="preserve">), calculate its fragmentation under </w:t>
+      </w:r>
+      <w:r>
+        <w:rPr>
+          <w:b/>
+          <w:bCs/>
+        </w:rPr>
+        <w:t>Network | Centrality</w:t>
+      </w:r>
+      <w:r>
+        <w:rPr>
+          <w:b/>
+          <w:bCs/>
+        </w:rPr>
+        <w:t xml:space="preserve"> | Fragmentation</w:t>
+      </w:r>
+      <w:r>
+        <w:t xml:space="preserve"> using the default options.  This reports both “Fragmentation” and “Distance Weighted Fragmentation.” Why are the numbers different?  Which one is more useful for this network?  When would you choose to use one or the other?</w:t>
       </w:r>
       <w:r>
         <w:br/>
@@ -1593,6 +1634,7 @@
     <w:lsdException w:name="HTML Sample" w:semiHidden="1" w:unhideWhenUsed="1"/>
     <w:lsdException w:name="HTML Typewriter" w:semiHidden="1" w:unhideWhenUsed="1"/>
     <w:lsdException w:name="HTML Variable" w:semiHidden="1" w:unhideWhenUsed="1"/>
+    <w:lsdException w:name="Normal Table" w:semiHidden="1" w:unhideWhenUsed="1"/>
     <w:lsdException w:name="annotation subject" w:semiHidden="1" w:unhideWhenUsed="1"/>
     <w:lsdException w:name="No List" w:semiHidden="1" w:unhideWhenUsed="1"/>
     <w:lsdException w:name="Outline List 1" w:semiHidden="1" w:unhideWhenUsed="1"/>
@@ -1638,8 +1680,10 @@
     <w:lsdException w:name="Table Subtle 1" w:semiHidden="1" w:unhideWhenUsed="1"/>
     <w:lsdException w:name="Table Subtle 2" w:semiHidden="1" w:unhideWhenUsed="1"/>
     <w:lsdException w:name="Table Web 1" w:semiHidden="1" w:unhideWhenUsed="1"/>
+    <w:lsdException w:name="Table Web 2" w:semiHidden="1" w:unhideWhenUsed="1"/>
     <w:lsdException w:name="Table Web 3" w:semiHidden="1" w:unhideWhenUsed="1"/>
     <w:lsdException w:name="Balloon Text" w:semiHidden="1" w:unhideWhenUsed="1"/>
+    <w:lsdException w:name="Table Theme" w:semiHidden="1" w:unhideWhenUsed="1"/>
     <w:lsdException w:name="Placeholder Text" w:semiHidden="1" w:uiPriority="99"/>
     <w:lsdException w:name="No Spacing" w:uiPriority="1" w:qFormat="1"/>
     <w:lsdException w:name="Light Shading" w:uiPriority="60"/>
